--- a/paper/Submission_Readiness_Report.docx
+++ b/paper/Submission_Readiness_Report.docx
@@ -45,7 +45,7 @@
           <w:sz w:val="20"/>
           <w:szCs w:val="20"/>
         </w:rPr>
-        <w:t xml:space="preserve">Author: Rahul Chandra Nandagiri  |  Target journal: Knowledge-Based Systems (Elsevier; SJR 2025 Q1)  |  Article type: Short Communication  |  Report date: 23 October 2026</w:t>
+        <w:t xml:space="preserve">Author: Rahul Chandra Nandagiri  |  Target journal: Knowledge-Based Systems (Elsevier; SJR 2025 Q1)  |  Article type: Short Communication  |  Report date: 23 October 2026 (updated 24 October 2026)</w:t>
       </w:r>
     </w:p>
     <w:p>
@@ -105,7 +105,25 @@
           <w:sz w:val="22"/>
           <w:szCs w:val="22"/>
         </w:rPr>
-        <w:t xml:space="preserve"> – editable source for Editorial Manager; Manuscript.pdf is a reference copy for the course upload.</w:t>
+        <w:t xml:space="preserve"> and </w:t>
+      </w:r>
+      <w:r>
+        <w:rPr>
+          <w:rFonts w:ascii="Times New Roman" w:cs="Times New Roman" w:eastAsia="Times New Roman" w:hAnsi="Times New Roman"/>
+          <w:b/>
+          <w:bCs/>
+          <w:sz w:val="22"/>
+          <w:szCs w:val="22"/>
+        </w:rPr>
+        <w:t xml:space="preserve">Manuscript.pdf</w:t>
+      </w:r>
+      <w:r>
+        <w:rPr>
+          <w:rFonts w:ascii="Times New Roman" w:cs="Times New Roman" w:eastAsia="Times New Roman" w:hAnsi="Times New Roman"/>
+          <w:sz w:val="22"/>
+          <w:szCs w:val="22"/>
+        </w:rPr>
+        <w:t xml:space="preserve"> – the paper in a regular reading layout (1.15 line spacing, no line numbers, 11 pages). The journal received the same text in its review layout (double spacing, continuous line numbers).</w:t>
       </w:r>
     </w:p>
     <w:p>
@@ -582,7 +600,7 @@
                 <w:sz w:val="17"/>
                 <w:szCs w:val="17"/>
               </w:rPr>
-              <w:t xml:space="preserve">Main text with both tables and figures runs from page 3 to page 12 of the double-spaced file, about 10 pages. The whole file is 17 pages because it also holds the title page, abstract, declarations and 36 references. The guide does not say whether those count, so this item is flagged in Section 6.</w:t>
+              <w:t xml:space="preserve">In the double-spaced file sent to the journal, the main text with both tables and figures runs from page 3 to page 12, about 10 pages. That file is 17 pages because it also holds the title page, abstract, declarations and 36 references. The guide does not say whether those count, so this item is flagged in Section 6.</w:t>
             </w:r>
           </w:p>
         </w:tc>
@@ -687,7 +705,7 @@
                 <w:sz w:val="17"/>
                 <w:szCs w:val="17"/>
               </w:rPr>
-              <w:t xml:space="preserve">Manuscript.docx (Word), single column, US Letter, 12 pt Times New Roman, double spacing, continuous line numbers, page numbers.</w:t>
+              <w:t xml:space="preserve">Manuscript.docx (Word), single column, US Letter, 12 pt Times New Roman, page numbers. The file sent to the journal uses the review layout (double spacing, continuous line numbers). The copy posted on the course page and GitHub uses a regular reading layout (1.15 line spacing, no line numbers, 11 pages) with identical text, tables, figures and references.</w:t>
             </w:r>
           </w:p>
         </w:tc>
@@ -3749,7 +3767,7 @@
                 <w:sz w:val="17"/>
                 <w:szCs w:val="17"/>
               </w:rPr>
-              <w:t xml:space="preserve">verify.py</w:t>
+              <w:t xml:space="preserve">paper/verify_manuscript.py</w:t>
             </w:r>
           </w:p>
         </w:tc>
@@ -12817,7 +12835,7 @@
           <w:sz w:val="26"/>
           <w:szCs w:val="26"/>
         </w:rPr>
-        <w:t xml:space="preserve">6. Unresolved scientific or formatting issues (author action needed)</w:t>
+        <w:t xml:space="preserve">6. Unresolved scientific or formatting issues (author actions; status on 24 October 2026)</w:t>
       </w:r>
     </w:p>
     <w:p>
@@ -12845,7 +12863,25 @@
           <w:sz w:val="22"/>
           <w:szCs w:val="22"/>
         </w:rPr>
-        <w:t xml:space="preserve"> The Guide caps Short Communications at about 10 double-spaced pages including tables and figures. The main text sits at that limit, but the full file (with references) is 17 pages. Option A: submit as a Short Communication and, if the editor asks, move Algorithm 1 and the robustness paragraph to the supplementary file. Option B: submit as an Original Research paper (limit about 20 pages).</w:t>
+        <w:t xml:space="preserve"> The Guide caps Short Communications at about 10 double-spaced pages including tables and figures. The main text sits at that limit, but the full double-spaced file (with references) is 17 pages. Option A: submit as a Short Communication and, if the editor asks, move Algorithm 1 and the robustness paragraph to the supplementary file. Option B: submit as an Original Research paper (limit about 20 pages). </w:t>
+      </w:r>
+      <w:r>
+        <w:rPr>
+          <w:rFonts w:ascii="Times New Roman" w:cs="Times New Roman" w:eastAsia="Times New Roman" w:hAnsi="Times New Roman"/>
+          <w:b/>
+          <w:bCs/>
+          <w:sz w:val="22"/>
+          <w:szCs w:val="22"/>
+        </w:rPr>
+        <w:t xml:space="preserve">Decision:</w:t>
+      </w:r>
+      <w:r>
+        <w:rPr>
+          <w:rFonts w:ascii="Times New Roman" w:cs="Times New Roman" w:eastAsia="Times New Roman" w:hAnsi="Times New Roman"/>
+          <w:sz w:val="22"/>
+          <w:szCs w:val="22"/>
+        </w:rPr>
+        <w:t xml:space="preserve"> submitted as a Short Communication (Option A).</w:t>
       </w:r>
     </w:p>
     <w:p>
@@ -12873,7 +12909,25 @@
           <w:sz w:val="22"/>
           <w:szCs w:val="22"/>
         </w:rPr>
-        <w:t xml:space="preserve"> Confirm the author list (for example, whether the course instructor should be a co-author) and the full postal address of Midwest University before submitting. Elsevier does not allow authorship changes after acceptance and only allows them before acceptance through a formal request.</w:t>
+        <w:t xml:space="preserve"> Confirm the author list (for example, whether the course instructor should be a co-author) and the full postal address of Midwest University before submitting. Elsevier does not allow authorship changes after acceptance and only allows them before acceptance through a formal request. </w:t>
+      </w:r>
+      <w:r>
+        <w:rPr>
+          <w:rFonts w:ascii="Times New Roman" w:cs="Times New Roman" w:eastAsia="Times New Roman" w:hAnsi="Times New Roman"/>
+          <w:b/>
+          <w:bCs/>
+          <w:sz w:val="22"/>
+          <w:szCs w:val="22"/>
+        </w:rPr>
+        <w:t xml:space="preserve">Confirmed at submission:</w:t>
+      </w:r>
+      <w:r>
+        <w:rPr>
+          <w:rFonts w:ascii="Times New Roman" w:cs="Times New Roman" w:eastAsia="Times New Roman" w:hAnsi="Times New Roman"/>
+          <w:sz w:val="22"/>
+          <w:szCs w:val="22"/>
+        </w:rPr>
+        <w:t xml:space="preserve"> single author; affiliation Midwest University, Wentzville, Missouri, United States.</w:t>
       </w:r>
     </w:p>
     <w:p>
@@ -12901,7 +12955,25 @@
           <w:sz w:val="22"/>
           <w:szCs w:val="22"/>
         </w:rPr>
-        <w:t xml:space="preserve"> Complete Elsevier’s online declarations tool during submission and upload the Word file it generates.</w:t>
+        <w:t xml:space="preserve"> Complete Elsevier’s online declarations tool during submission and upload the Word file it generates. </w:t>
+      </w:r>
+      <w:r>
+        <w:rPr>
+          <w:rFonts w:ascii="Times New Roman" w:cs="Times New Roman" w:eastAsia="Times New Roman" w:hAnsi="Times New Roman"/>
+          <w:b/>
+          <w:bCs/>
+          <w:sz w:val="22"/>
+          <w:szCs w:val="22"/>
+        </w:rPr>
+        <w:t xml:space="preserve">Done at submission:</w:t>
+      </w:r>
+      <w:r>
+        <w:rPr>
+          <w:rFonts w:ascii="Times New Roman" w:cs="Times New Roman" w:eastAsia="Times New Roman" w:hAnsi="Times New Roman"/>
+          <w:sz w:val="22"/>
+          <w:szCs w:val="22"/>
+        </w:rPr>
+        <w:t xml:space="preserve"> no competing interests confirmed in the submission form.</w:t>
       </w:r>
     </w:p>
     <w:p>
@@ -12929,7 +13001,25 @@
           <w:sz w:val="22"/>
           <w:szCs w:val="22"/>
         </w:rPr>
-        <w:t xml:space="preserve"> Only the author can create the Editorial Manager account and submit. The course also requires a screenshot of the submission confirmation.</w:t>
+        <w:t xml:space="preserve"> </w:t>
+      </w:r>
+      <w:r>
+        <w:rPr>
+          <w:rFonts w:ascii="Times New Roman" w:cs="Times New Roman" w:eastAsia="Times New Roman" w:hAnsi="Times New Roman"/>
+          <w:b/>
+          <w:bCs/>
+          <w:sz w:val="22"/>
+          <w:szCs w:val="22"/>
+        </w:rPr>
+        <w:t xml:space="preserve">Done:</w:t>
+      </w:r>
+      <w:r>
+        <w:rPr>
+          <w:rFonts w:ascii="Times New Roman" w:cs="Times New Roman" w:eastAsia="Times New Roman" w:hAnsi="Times New Roman"/>
+          <w:sz w:val="22"/>
+          <w:szCs w:val="22"/>
+        </w:rPr>
+        <w:t xml:space="preserve"> submitted to Knowledge-Based Systems on 24 October 2026 (status “Submission Received”); the screenshot is posted on the course page.</w:t>
       </w:r>
     </w:p>
     <w:p>
@@ -13175,6 +13265,31 @@
         <w:t xml:space="preserve">Verification was repeated after the last substantive edit: 81/81 checks passed, and the full pipeline was re-run three times with identical results.</w:t>
       </w:r>
     </w:p>
+    <w:p>
+      <w:pPr>
+        <w:keepNext w:val="false"/>
+        <w:spacing w:after="100" w:before="40" w:line="276"/>
+        <w:jc w:val="left"/>
+      </w:pPr>
+      <w:r>
+        <w:rPr>
+          <w:rFonts w:ascii="Times New Roman" w:cs="Times New Roman" w:eastAsia="Times New Roman" w:hAnsi="Times New Roman"/>
+          <w:b/>
+          <w:bCs/>
+          <w:sz w:val="24"/>
+          <w:szCs w:val="24"/>
+        </w:rPr>
+        <w:t xml:space="preserve">Update, 24 October 2026.</w:t>
+      </w:r>
+      <w:r>
+        <w:rPr>
+          <w:rFonts w:ascii="Times New Roman" w:cs="Times New Roman" w:eastAsia="Times New Roman" w:hAnsi="Times New Roman"/>
+          <w:sz w:val="24"/>
+          <w:szCs w:val="24"/>
+        </w:rPr>
+        <w:t xml:space="preserve"> Author actions completed; submitted to Knowledge-Based Systems as a Short Communication. The course and GitHub copy is set in a regular reading layout (no line numbers, 1.15 spacing, 11 pages); its text is identical to the submitted file and 81/81 checks still pass.</w:t>
+      </w:r>
+    </w:p>
     <w:sectPr>
       <w:footerReference w:type="default" r:id="rId6"/>
       <w:pgSz w:w="12240" w:h="15840" w:orient="portrait"/>
@@ -13406,7 +13521,7 @@
     </w:rPrDefault>
     <w:pPrDefault>
       <w:pPr>
-        <w:spacing w:line="480"/>
+        <w:spacing w:line="276"/>
       </w:pPr>
     </w:pPrDefault>
   </w:docDefaults>
@@ -13569,7 +13684,7 @@
     <w:next w:val="Normal"/>
     <w:qFormat/>
     <w:pPr>
-      <w:spacing w:after="0" w:before="240" w:line="480"/>
+      <w:spacing w:after="80" w:before="240" w:line="276"/>
       <w:outlineLvl w:val="0"/>
     </w:pPr>
     <w:rPr>
@@ -13586,7 +13701,7 @@
     <w:next w:val="Normal"/>
     <w:qFormat/>
     <w:pPr>
-      <w:spacing w:after="0" w:before="120" w:line="480"/>
+      <w:spacing w:after="80" w:before="160" w:line="276"/>
       <w:outlineLvl w:val="1"/>
     </w:pPr>
     <w:rPr>
